--- a/projects/valuepickr-open-screen/docs/Ajanta Pharma.docx
+++ b/projects/valuepickr-open-screen/docs/Ajanta Pharma.docx
@@ -793,62 +793,7 @@
         <w:spacing w:after="120" w:before="280"/>
       </w:pPr>
       <w:r>
-        <w:t xml:space="preserve">Technical Read (Weekly / Monthly MACD + Bollinger Bands, or RSI/CCI/Williams %R proxy)</w:t>
-      </w:r>
-    </w:p>
-    <w:p>
-      <w:pPr>
-        <w:spacing w:after="120"/>
-      </w:pPr>
-      <w:r>
-        <w:t xml:space="preserve">Not independently pulled beyond price context — the stock is at a fresh 52-week high of Rs 3,796.95 after roughly a 90%+ one-year move, so a good deal of the re-rating has already happened.</w:t>
-      </w:r>
-    </w:p>
-    <w:p>
-      <w:pPr>
-        <w:pStyle w:val="Heading1"/>
-        <w:spacing w:after="120" w:before="280"/>
-      </w:pPr>
-      <w:r>
-        <w:t xml:space="preserve">ValuePickr Community Signal</w:t>
-      </w:r>
-    </w:p>
-    <w:p>
-      <w:pPr>
-        <w:spacing w:after="120"/>
-      </w:pPr>
-      <w:r>
-        <w:t xml:space="preserve">Read 50 of 980+ posts covering the most recent, most substantive stretch of the thread (posts #963-1014). harsh.beria93 (trusted) is by far the dominant voice — literally so dominant that another trusted user (OmkarT) had to post on his behalf when he hit Discourse's 3-consecutive-post limit. His notes span multiple full annual-report cycles (FY22, FY23) and quarterly concalls (FY24Q1, FY25Q1) with granular, sourced detail every time — the single most sustained trusted diligence effort seen across this entire batch of 15 stocks.</w:t>
-      </w:r>
-    </w:p>
-    <w:p>
-      <w:pPr>
-        <w:spacing w:after="120"/>
-      </w:pPr>
-      <w:r>
-        <w:rPr>
-          <w:b/>
-          <w:bCs/>
-          <w:sz w:val="20"/>
-          <w:szCs w:val="20"/>
-        </w:rPr>
-        <w:t xml:space="preserve">High-conviction call from a top contributor: </w:t>
-      </w:r>
-      <w:r>
-        <w:rPr>
-          <w:sz w:val="20"/>
-          <w:szCs w:val="20"/>
-        </w:rPr>
-        <w:t xml:space="preserve">harsh.beria93 (trusted) has tracked Ajanta with sustained, multi-year, primary-source diligence (annual reports and concalls), consistently describing 'steady execution.' Independently, OmkarT (trusted) disclosed an extraordinary 18.33% portfolio weight in Ajanta Pharma — a deeply concentrated, high-conviction bet, not a small satellite position. Vijay_Kiran (trusted) independently corroborated holding it (2.00% weight in his own portfolio). This is the strongest three-way trusted corroboration (sustained diligence + massive concentration + independent third holder) found in this batch.</w:t>
-      </w:r>
-    </w:p>
-    <w:p>
-      <w:pPr>
-        <w:pStyle w:val="Heading1"/>
-        <w:spacing w:after="120" w:before="280"/>
-      </w:pPr>
-      <w:r>
-        <w:t xml:space="preserve">Trusted-User Signals (Ongoing)</w:t>
+        <w:t xml:space="preserve">Guidance &amp; Expectation Gap</w:t>
       </w:r>
     </w:p>
     <w:p>
@@ -863,12 +808,12 @@
           <w:sz w:val="18"/>
           <w:szCs w:val="18"/>
         </w:rPr>
-        <w:t xml:space="preserve">Every time a trusted user expresses clear conviction on this stock, most recent first — this section accumulates over time, it isn't a one-time snapshot.</w:t>
-      </w:r>
-    </w:p>
-    <w:p>
-      <w:pPr>
-        <w:spacing w:after="100"/>
+        <w:t xml:space="preserve">Management guidance decoded into commitments, graded on the expectation → action → operational → commercial → financial ladder, then compared to what the current price appears to assume. Method: playbook/guidance-and-expectation-gap.md.</w:t>
+      </w:r>
+    </w:p>
+    <w:p>
+      <w:pPr>
+        <w:spacing w:after="120"/>
       </w:pPr>
       <w:r>
         <w:rPr>
@@ -877,8 +822,351 @@
           <w:sz w:val="20"/>
           <w:szCs w:val="20"/>
         </w:rPr>
-        <w:t xml:space="preserve">2026-08-30 — OmkarT (trusted, elevated-tier)</w:t>
-      </w:r>
+        <w:t xml:space="preserve">Market expectation vs. our path:</w:t>
+      </w:r>
+    </w:p>
+    <w:tbl>
+      <w:tblPr>
+        <w:tblW w:type="dxa" w:w="9000"/>
+        <w:tblBorders>
+          <w:top w:val="single" w:color="auto" w:sz="4"/>
+          <w:left w:val="single" w:color="auto" w:sz="4"/>
+          <w:bottom w:val="single" w:color="auto" w:sz="4"/>
+          <w:right w:val="single" w:color="auto" w:sz="4"/>
+          <w:insideH w:val="single" w:color="auto" w:sz="4"/>
+          <w:insideV w:val="single" w:color="auto" w:sz="4"/>
+        </w:tblBorders>
+      </w:tblPr>
+      <w:tblGrid>
+        <w:gridCol w:w="3200"/>
+        <w:gridCol w:w="5800"/>
+      </w:tblGrid>
+      <w:tr>
+        <w:tc>
+          <w:tcPr>
+            <w:tcW w:type="dxa" w:w="3200"/>
+            <w:shd w:fill="F2F2F2" w:val="clear"/>
+          </w:tcPr>
+          <w:p>
+            <w:r>
+              <w:rPr>
+                <w:b/>
+                <w:bCs/>
+              </w:rPr>
+              <w:t xml:space="preserve">As of</w:t>
+            </w:r>
+          </w:p>
+        </w:tc>
+        <w:tc>
+          <w:tcPr>
+            <w:tcW w:type="dxa" w:w="5800"/>
+          </w:tcPr>
+          <w:p>
+            <w:r>
+              <w:t xml:space="preserve">2026-09-10</w:t>
+            </w:r>
+          </w:p>
+        </w:tc>
+      </w:tr>
+      <w:tr>
+        <w:tc>
+          <w:tcPr>
+            <w:tcW w:type="dxa" w:w="3200"/>
+            <w:shd w:fill="F2F2F2" w:val="clear"/>
+          </w:tcPr>
+          <w:p>
+            <w:r>
+              <w:rPr>
+                <w:b/>
+                <w:bCs/>
+              </w:rPr>
+              <w:t xml:space="preserve">Price / multiple</w:t>
+            </w:r>
+          </w:p>
+        </w:tc>
+        <w:tc>
+          <w:tcPr>
+            <w:tcW w:type="dxa" w:w="5800"/>
+          </w:tcPr>
+          <w:p>
+            <w:r>
+              <w:t xml:space="preserve">Rs 3534 · 38.9x P/E</w:t>
+            </w:r>
+          </w:p>
+        </w:tc>
+      </w:tr>
+      <w:tr>
+        <w:tc>
+          <w:tcPr>
+            <w:tcW w:type="dxa" w:w="3200"/>
+            <w:shd w:fill="F2F2F2" w:val="clear"/>
+          </w:tcPr>
+          <w:p>
+            <w:r>
+              <w:rPr>
+                <w:b/>
+                <w:bCs/>
+              </w:rPr>
+              <w:t xml:space="preserve">Right valuation lens</w:t>
+            </w:r>
+          </w:p>
+        </w:tc>
+        <w:tc>
+          <w:tcPr>
+            <w:tcW w:type="dxa" w:w="5800"/>
+          </w:tcPr>
+          <w:p>
+            <w:r>
+              <w:t xml:space="preserve">P/E</w:t>
+            </w:r>
+          </w:p>
+        </w:tc>
+      </w:tr>
+      <w:tr>
+        <w:tc>
+          <w:tcPr>
+            <w:tcW w:type="dxa" w:w="3200"/>
+            <w:shd w:fill="F2F2F2" w:val="clear"/>
+          </w:tcPr>
+          <w:p>
+            <w:r>
+              <w:rPr>
+                <w:b/>
+                <w:bCs/>
+              </w:rPr>
+              <w:t xml:space="preserve">Price implies</w:t>
+            </w:r>
+          </w:p>
+        </w:tc>
+        <w:tc>
+          <w:tcPr>
+            <w:tcW w:type="dxa" w:w="5800"/>
+          </w:tcPr>
+          <w:p>
+            <w:r>
+              <w:t xml:space="preserve">~18-20% EPS CAGR FY26-28 needed to justify 39x trailing decaying to a ~28-30x high-quality-franchise exit</w:t>
+            </w:r>
+          </w:p>
+        </w:tc>
+      </w:tr>
+      <w:tr>
+        <w:tc>
+          <w:tcPr>
+            <w:tcW w:type="dxa" w:w="3200"/>
+            <w:shd w:fill="F2F2F2" w:val="clear"/>
+          </w:tcPr>
+          <w:p>
+            <w:r>
+              <w:rPr>
+                <w:b/>
+                <w:bCs/>
+              </w:rPr>
+              <w:t xml:space="preserve">Our FY27</w:t>
+            </w:r>
+          </w:p>
+        </w:tc>
+        <w:tc>
+          <w:tcPr>
+            <w:tcW w:type="dxa" w:w="5800"/>
+          </w:tcPr>
+          <w:p>
+            <w:r>
+              <w:t xml:space="preserve">revenue ~Rs 6,300-6,500 Cr (+16-18%, per company high-teens guide with US only mid-single-digit), PAT ~Rs 1,220-1,280 Cr</w:t>
+            </w:r>
+          </w:p>
+        </w:tc>
+      </w:tr>
+      <w:tr>
+        <w:tc>
+          <w:tcPr>
+            <w:tcW w:type="dxa" w:w="3200"/>
+            <w:shd w:fill="F2F2F2" w:val="clear"/>
+          </w:tcPr>
+          <w:p>
+            <w:r>
+              <w:rPr>
+                <w:b/>
+                <w:bCs/>
+              </w:rPr>
+              <w:t xml:space="preserve">Our FY28</w:t>
+            </w:r>
+          </w:p>
+        </w:tc>
+        <w:tc>
+          <w:tcPr>
+            <w:tcW w:type="dxa" w:w="5800"/>
+          </w:tcPr>
+          <w:p>
+            <w:r>
+              <w:t xml:space="preserve">revenue ~Rs 7,300-7,600 Cr, PAT ~Rs 1,420-1,500 Cr (mid-teens compounding)</w:t>
+            </w:r>
+          </w:p>
+        </w:tc>
+      </w:tr>
+      <w:tr>
+        <w:tc>
+          <w:tcPr>
+            <w:tcW w:type="dxa" w:w="3200"/>
+            <w:shd w:fill="F2F2F2" w:val="clear"/>
+          </w:tcPr>
+          <w:p>
+            <w:r>
+              <w:rPr>
+                <w:b/>
+                <w:bCs/>
+              </w:rPr>
+              <w:t xml:space="preserve">Gap direction</w:t>
+            </w:r>
+          </w:p>
+        </w:tc>
+        <w:tc>
+          <w:tcPr>
+            <w:tcW w:type="dxa" w:w="5800"/>
+          </w:tcPr>
+          <w:p>
+            <w:r>
+              <w:t xml:space="preserve">priced-in</w:t>
+            </w:r>
+          </w:p>
+        </w:tc>
+      </w:tr>
+      <w:tr>
+        <w:tc>
+          <w:tcPr>
+            <w:tcW w:type="dxa" w:w="3200"/>
+            <w:shd w:fill="F2F2F2" w:val="clear"/>
+          </w:tcPr>
+          <w:p>
+            <w:r>
+              <w:rPr>
+                <w:b/>
+                <w:bCs/>
+              </w:rPr>
+              <w:t xml:space="preserve">Gap type</w:t>
+            </w:r>
+          </w:p>
+        </w:tc>
+        <w:tc>
+          <w:tcPr>
+            <w:tcW w:type="dxa" w:w="5800"/>
+          </w:tcPr>
+          <w:p>
+            <w:r>
+              <w:t xml:space="preserve">duration</w:t>
+            </w:r>
+          </w:p>
+        </w:tc>
+      </w:tr>
+      <w:tr>
+        <w:tc>
+          <w:tcPr>
+            <w:tcW w:type="dxa" w:w="3200"/>
+            <w:shd w:fill="F2F2F2" w:val="clear"/>
+          </w:tcPr>
+          <w:p>
+            <w:r>
+              <w:rPr>
+                <w:b/>
+                <w:bCs/>
+              </w:rPr>
+              <w:t xml:space="preserve">Gap magnitude</w:t>
+            </w:r>
+          </w:p>
+        </w:tc>
+        <w:tc>
+          <w:tcPr>
+            <w:tcW w:type="dxa" w:w="5800"/>
+          </w:tcPr>
+          <w:p>
+            <w:r>
+              <w:t xml:space="preserve">-5% (our FY28 PAT vs implied)</w:t>
+            </w:r>
+          </w:p>
+        </w:tc>
+      </w:tr>
+      <w:tr>
+        <w:tc>
+          <w:tcPr>
+            <w:tcW w:type="dxa" w:w="3200"/>
+            <w:shd w:fill="F2F2F2" w:val="clear"/>
+          </w:tcPr>
+          <w:p>
+            <w:r>
+              <w:rPr>
+                <w:b/>
+                <w:bCs/>
+              </w:rPr>
+              <w:t xml:space="preserve">Gap basis</w:t>
+            </w:r>
+          </w:p>
+        </w:tc>
+        <w:tc>
+          <w:tcPr>
+            <w:tcW w:type="dxa" w:w="5800"/>
+          </w:tcPr>
+          <w:p>
+            <w:r>
+              <w:t xml:space="preserve">39x trailing on a mid-to-high-teens branded-generics compounder; company FY27 guide is high-teens revenue with US price erosion. Our FY28 PAT sits ~5% below what a 28-30x-exit path from today's price implies.</w:t>
+            </w:r>
+          </w:p>
+        </w:tc>
+      </w:tr>
+      <w:tr>
+        <w:tc>
+          <w:tcPr>
+            <w:tcW w:type="dxa" w:w="3200"/>
+            <w:shd w:fill="F2F2F2" w:val="clear"/>
+          </w:tcPr>
+          <w:p>
+            <w:r>
+              <w:rPr>
+                <w:b/>
+                <w:bCs/>
+              </w:rPr>
+              <w:t xml:space="preserve">Evidence quality</w:t>
+            </w:r>
+          </w:p>
+        </w:tc>
+        <w:tc>
+          <w:tcPr>
+            <w:tcW w:type="dxa" w:w="5800"/>
+          </w:tcPr>
+          <w:p>
+            <w:r>
+              <w:t xml:space="preserve">moderate</w:t>
+            </w:r>
+          </w:p>
+        </w:tc>
+      </w:tr>
+    </w:tbl>
+    <w:p>
+      <w:pPr>
+        <w:spacing w:after="120"/>
+      </w:pPr>
+      <w:r>
+        <w:rPr>
+          <w:i/>
+          <w:iCs/>
+          <w:color w:val="666666"/>
+          <w:sz w:val="16"/>
+          <w:szCs w:val="16"/>
+        </w:rPr>
+        <w:t xml:space="preserve">no broker consensus; implied path is a reverse-P/E estimate + screener.in forward figures + VP thread view</w:t>
+      </w:r>
+    </w:p>
+    <w:p>
+      <w:pPr>
+        <w:pStyle w:val="Heading1"/>
+        <w:spacing w:after="120" w:before="280"/>
+      </w:pPr>
+      <w:r>
+        <w:t xml:space="preserve">Ishmohit-Lens Checks (value chain · earnings quality · growth trajectory · management · quality metrics · track record · global-signal check)</w:t>
+      </w:r>
+    </w:p>
+    <w:p>
+      <w:pPr>
+        <w:spacing w:after="120"/>
+      </w:pPr>
       <w:r>
         <w:rPr>
           <w:i/>
@@ -887,20 +1175,12 @@
           <w:sz w:val="18"/>
           <w:szCs w:val="18"/>
         </w:rPr>
-        <w:t xml:space="preserve"> (Omkar's Portfolio Analysis and Discussion)</w:t>
-      </w:r>
-      <w:r>
-        <w:rPr>
-          <w:sz w:val="20"/>
-          <w:szCs w:val="20"/>
-        </w:rPr>
-        <w:br/>
-        <w:t xml:space="preserve">: post #465 portfolio table: Ajanta Pharma 23.09% - his single largest position (&gt;=20% stated weight). very-high reaffirmed; independent of the earlier harsh.beria93 / Vijay_Kiran corroboration. Conviction already at cap.</w:t>
-      </w:r>
-    </w:p>
-    <w:p>
-      <w:pPr>
-        <w:spacing w:after="100"/>
+        <w:t xml:space="preserve">Extra checks drawn from @ishmohit1 / SOIC methodology (playbook/ishmohit-soic-style.md): where the company sits in its value chain and what the supply side is doing, whether a margin/PAT inflection is structural or a cyclical peak, the rate-of-change of growth vs. what the multiple demands, and management quality as a positive attribute.</w:t>
+      </w:r>
+    </w:p>
+    <w:p>
+      <w:pPr>
+        <w:spacing w:after="120"/>
       </w:pPr>
       <w:r>
         <w:rPr>
@@ -909,8 +1189,290 @@
           <w:sz w:val="20"/>
           <w:szCs w:val="20"/>
         </w:rPr>
-        <w:t xml:space="preserve">FY22-FY25, ongoing — harsh.beria93, OmkarT, Vijay_Kiran (all trusted)</w:t>
-      </w:r>
+        <w:t xml:space="preserve">Quality metrics (ROCE · debt · FCF · margin · capex):</w:t>
+      </w:r>
+    </w:p>
+    <w:tbl>
+      <w:tblPr>
+        <w:tblW w:type="dxa" w:w="9000"/>
+        <w:tblBorders>
+          <w:top w:val="single" w:color="auto" w:sz="4"/>
+          <w:left w:val="single" w:color="auto" w:sz="4"/>
+          <w:bottom w:val="single" w:color="auto" w:sz="4"/>
+          <w:right w:val="single" w:color="auto" w:sz="4"/>
+          <w:insideH w:val="single" w:color="auto" w:sz="4"/>
+          <w:insideV w:val="single" w:color="auto" w:sz="4"/>
+        </w:tblBorders>
+      </w:tblPr>
+      <w:tblGrid>
+        <w:gridCol w:w="3200"/>
+        <w:gridCol w:w="5800"/>
+      </w:tblGrid>
+      <w:tr>
+        <w:tc>
+          <w:tcPr>
+            <w:tcW w:type="dxa" w:w="3200"/>
+            <w:shd w:fill="F2F2F2" w:val="clear"/>
+          </w:tcPr>
+          <w:p>
+            <w:r>
+              <w:rPr>
+                <w:b/>
+                <w:bCs/>
+              </w:rPr>
+              <w:t xml:space="preserve">Assessment</w:t>
+            </w:r>
+          </w:p>
+        </w:tc>
+        <w:tc>
+          <w:tcPr>
+            <w:tcW w:type="dxa" w:w="5800"/>
+          </w:tcPr>
+          <w:p>
+            <w:r>
+              <w:t xml:space="preserve">positive</w:t>
+            </w:r>
+          </w:p>
+        </w:tc>
+      </w:tr>
+      <w:tr>
+        <w:tc>
+          <w:tcPr>
+            <w:tcW w:type="dxa" w:w="3200"/>
+            <w:shd w:fill="F2F2F2" w:val="clear"/>
+          </w:tcPr>
+          <w:p>
+            <w:r>
+              <w:rPr>
+                <w:b/>
+                <w:bCs/>
+              </w:rPr>
+              <w:t xml:space="preserve">ROCE</w:t>
+            </w:r>
+          </w:p>
+        </w:tc>
+        <w:tc>
+          <w:tcPr>
+            <w:tcW w:type="dxa" w:w="5800"/>
+          </w:tcPr>
+          <w:p>
+            <w:r>
+              <w:t xml:space="preserve">35% (stable)</w:t>
+            </w:r>
+          </w:p>
+        </w:tc>
+      </w:tr>
+      <w:tr>
+        <w:tc>
+          <w:tcPr>
+            <w:tcW w:type="dxa" w:w="3200"/>
+            <w:shd w:fill="F2F2F2" w:val="clear"/>
+          </w:tcPr>
+          <w:p>
+            <w:r>
+              <w:rPr>
+                <w:b/>
+                <w:bCs/>
+              </w:rPr>
+              <w:t xml:space="preserve">Leverage</w:t>
+            </w:r>
+          </w:p>
+        </w:tc>
+        <w:tc>
+          <w:tcPr>
+            <w:tcW w:type="dxa" w:w="5800"/>
+          </w:tcPr>
+          <w:p>
+            <w:r>
+              <w:t xml:space="preserve">Net debt/EBITDA -0.3x</w:t>
+            </w:r>
+          </w:p>
+        </w:tc>
+      </w:tr>
+      <w:tr>
+        <w:tc>
+          <w:tcPr>
+            <w:tcW w:type="dxa" w:w="3200"/>
+            <w:shd w:fill="F2F2F2" w:val="clear"/>
+          </w:tcPr>
+          <w:p>
+            <w:r>
+              <w:rPr>
+                <w:b/>
+                <w:bCs/>
+              </w:rPr>
+              <w:t xml:space="preserve">FCF conversion</w:t>
+            </w:r>
+          </w:p>
+        </w:tc>
+        <w:tc>
+          <w:tcPr>
+            <w:tcW w:type="dxa" w:w="5800"/>
+          </w:tcPr>
+          <w:p>
+            <w:r>
+              <w:t xml:space="preserve">40%</w:t>
+            </w:r>
+          </w:p>
+        </w:tc>
+      </w:tr>
+      <w:tr>
+        <w:tc>
+          <w:tcPr>
+            <w:tcW w:type="dxa" w:w="3200"/>
+            <w:shd w:fill="F2F2F2" w:val="clear"/>
+          </w:tcPr>
+          <w:p>
+            <w:r>
+              <w:rPr>
+                <w:b/>
+                <w:bCs/>
+              </w:rPr>
+              <w:t xml:space="preserve">Margin trend</w:t>
+            </w:r>
+          </w:p>
+        </w:tc>
+        <w:tc>
+          <w:tcPr>
+            <w:tcW w:type="dxa" w:w="5800"/>
+          </w:tcPr>
+          <w:p>
+            <w:r>
+              <w:t xml:space="preserve">stable</w:t>
+            </w:r>
+          </w:p>
+        </w:tc>
+      </w:tr>
+      <w:tr>
+        <w:tc>
+          <w:tcPr>
+            <w:tcW w:type="dxa" w:w="3200"/>
+            <w:shd w:fill="F2F2F2" w:val="clear"/>
+          </w:tcPr>
+          <w:p>
+            <w:r>
+              <w:rPr>
+                <w:b/>
+                <w:bCs/>
+              </w:rPr>
+              <w:t xml:space="preserve">Capex efficiency</w:t>
+            </w:r>
+          </w:p>
+        </w:tc>
+        <w:tc>
+          <w:tcPr>
+            <w:tcW w:type="dxa" w:w="5800"/>
+          </w:tcPr>
+          <w:p>
+            <w:r>
+              <w:t xml:space="preserve">productive</w:t>
+            </w:r>
+          </w:p>
+        </w:tc>
+      </w:tr>
+    </w:tbl>
+    <w:p>
+      <w:pPr>
+        <w:spacing w:after="60" w:before="120"/>
+      </w:pPr>
+      <w:r>
+        <w:rPr>
+          <w:b/>
+          <w:bCs/>
+          <w:sz w:val="20"/>
+          <w:szCs w:val="20"/>
+        </w:rPr>
+        <w:t xml:space="preserve">Track record (Coffee Can persistence check): </w:t>
+      </w:r>
+      <w:r>
+        <w:rPr>
+          <w:sz w:val="20"/>
+          <w:szCs w:val="20"/>
+        </w:rPr>
+        <w:t xml:space="preserve">cleared revenue growth ≥10% AND ROCE ≥15% in 8 of the last 10 years (consistency_score 80)</w:t>
+      </w:r>
+    </w:p>
+    <w:p>
+      <w:pPr>
+        <w:spacing w:after="120"/>
+      </w:pPr>
+      <w:r>
+        <w:rPr>
+          <w:color w:val="666666"/>
+          <w:sz w:val="18"/>
+          <w:szCs w:val="18"/>
+        </w:rPr>
+        <w:t xml:space="preserve">FY17-FY26 screener consolidated. Revenue growth &gt;=10% AND ROCE &gt;=15% in the same FY passed in FY17, FY20, FY21, FY22, FY23, FY24, FY25, FY26 (ROCE 23-52% throughout, growth 10-26%). Missed only FY18 (rev +7%) and FY19 (rev -3.5%). ROCE never below 23% in the window.</w:t>
+      </w:r>
+    </w:p>
+    <w:p>
+      <w:pPr>
+        <w:pStyle w:val="Heading1"/>
+        <w:spacing w:after="120" w:before="280"/>
+      </w:pPr>
+      <w:r>
+        <w:t xml:space="preserve">Technical Read (Weekly / Monthly MACD + Bollinger Bands, or RSI/CCI/Williams %R proxy)</w:t>
+      </w:r>
+    </w:p>
+    <w:p>
+      <w:pPr>
+        <w:spacing w:after="120"/>
+      </w:pPr>
+      <w:r>
+        <w:t xml:space="preserve">Not independently pulled beyond price context — the stock is at a fresh 52-week high of Rs 3,796.95 after roughly a 90%+ one-year move, so a good deal of the re-rating has already happened.</w:t>
+      </w:r>
+    </w:p>
+    <w:p>
+      <w:pPr>
+        <w:pStyle w:val="Heading1"/>
+        <w:spacing w:after="120" w:before="280"/>
+      </w:pPr>
+      <w:r>
+        <w:t xml:space="preserve">ValuePickr Community Signal</w:t>
+      </w:r>
+    </w:p>
+    <w:p>
+      <w:pPr>
+        <w:spacing w:after="120"/>
+      </w:pPr>
+      <w:r>
+        <w:t xml:space="preserve">Read 50 of 980+ posts covering the most recent, most substantive stretch of the thread (posts #963-1014). harsh.beria93 (trusted) is by far the dominant voice — literally so dominant that another trusted user (OmkarT) had to post on his behalf when he hit Discourse's 3-consecutive-post limit. His notes span multiple full annual-report cycles (FY22, FY23) and quarterly concalls (FY24Q1, FY25Q1) with granular, sourced detail every time — the single most sustained trusted diligence effort seen across this entire batch of 15 stocks.</w:t>
+      </w:r>
+    </w:p>
+    <w:p>
+      <w:pPr>
+        <w:spacing w:after="120"/>
+      </w:pPr>
+      <w:r>
+        <w:rPr>
+          <w:b/>
+          <w:bCs/>
+          <w:sz w:val="20"/>
+          <w:szCs w:val="20"/>
+        </w:rPr>
+        <w:t xml:space="preserve">High-conviction call from a top contributor: </w:t>
+      </w:r>
+      <w:r>
+        <w:rPr>
+          <w:sz w:val="20"/>
+          <w:szCs w:val="20"/>
+        </w:rPr>
+        <w:t xml:space="preserve">harsh.beria93 (trusted) has tracked Ajanta with sustained, multi-year, primary-source diligence (annual reports and concalls), consistently describing 'steady execution.' Independently, OmkarT (trusted) disclosed an extraordinary 18.33% portfolio weight in Ajanta Pharma — a deeply concentrated, high-conviction bet, not a small satellite position. Vijay_Kiran (trusted) independently corroborated holding it (2.00% weight in his own portfolio). This is the strongest three-way trusted corroboration (sustained diligence + massive concentration + independent third holder) found in this batch.</w:t>
+      </w:r>
+    </w:p>
+    <w:p>
+      <w:pPr>
+        <w:pStyle w:val="Heading1"/>
+        <w:spacing w:after="120" w:before="280"/>
+      </w:pPr>
+      <w:r>
+        <w:t xml:space="preserve">Trusted-User Signals (Ongoing)</w:t>
+      </w:r>
+    </w:p>
+    <w:p>
+      <w:pPr>
+        <w:spacing w:after="120"/>
+      </w:pPr>
       <w:r>
         <w:rPr>
           <w:i/>
@@ -919,6 +1481,62 @@
           <w:sz w:val="18"/>
           <w:szCs w:val="18"/>
         </w:rPr>
+        <w:t xml:space="preserve">Every time a trusted user expresses clear conviction on this stock, most recent first — this section accumulates over time, it isn't a one-time snapshot.</w:t>
+      </w:r>
+    </w:p>
+    <w:p>
+      <w:pPr>
+        <w:spacing w:after="100"/>
+      </w:pPr>
+      <w:r>
+        <w:rPr>
+          <w:b/>
+          <w:bCs/>
+          <w:sz w:val="20"/>
+          <w:szCs w:val="20"/>
+        </w:rPr>
+        <w:t xml:space="preserve">2026-08-30 — OmkarT (trusted, elevated-tier)</w:t>
+      </w:r>
+      <w:r>
+        <w:rPr>
+          <w:i/>
+          <w:iCs/>
+          <w:color w:val="666666"/>
+          <w:sz w:val="18"/>
+          <w:szCs w:val="18"/>
+        </w:rPr>
+        <w:t xml:space="preserve"> (Omkar's Portfolio Analysis and Discussion)</w:t>
+      </w:r>
+      <w:r>
+        <w:rPr>
+          <w:sz w:val="20"/>
+          <w:szCs w:val="20"/>
+        </w:rPr>
+        <w:br/>
+        <w:t xml:space="preserve">: post #465 portfolio table: Ajanta Pharma 23.09% - his single largest position (&gt;=20% stated weight). very-high reaffirmed; independent of the earlier harsh.beria93 / Vijay_Kiran corroboration. Conviction already at cap.</w:t>
+      </w:r>
+    </w:p>
+    <w:p>
+      <w:pPr>
+        <w:spacing w:after="100"/>
+      </w:pPr>
+      <w:r>
+        <w:rPr>
+          <w:b/>
+          <w:bCs/>
+          <w:sz w:val="20"/>
+          <w:szCs w:val="20"/>
+        </w:rPr>
+        <w:t xml:space="preserve">FY22-FY25, ongoing — harsh.beria93, OmkarT, Vijay_Kiran (all trusted)</w:t>
+      </w:r>
+      <w:r>
+        <w:rPr>
+          <w:i/>
+          <w:iCs/>
+          <w:color w:val="666666"/>
+          <w:sz w:val="18"/>
+          <w:szCs w:val="18"/>
+        </w:rPr>
         <w:t xml:space="preserve"> (Ajanta Pharma company thread + Omkar's Portfolio Analysis and Discussion + VijayKiran (VK) Long Term Portfolio)</w:t>
       </w:r>
       <w:r>
@@ -1137,6 +1755,34 @@
           <w:szCs w:val="24"/>
         </w:rPr>
         <w:t xml:space="preserve">neither</w:t>
+      </w:r>
+    </w:p>
+    <w:p>
+      <w:pPr>
+        <w:spacing w:after="120"/>
+      </w:pPr>
+      <w:r>
+        <w:rPr>
+          <w:color w:val="666666"/>
+          <w:sz w:val="20"/>
+          <w:szCs w:val="20"/>
+        </w:rPr>
+        <w:t xml:space="preserve">4-box gate — tailwind: weak · TAM: no · moat: weak · valuation: no  (score 1 / 4)</w:t>
+      </w:r>
+    </w:p>
+    <w:p>
+      <w:pPr>
+        <w:spacing w:after="120"/>
+      </w:pPr>
+      <w:r>
+        <w:rPr>
+          <w:i/>
+          <w:iCs/>
+          <w:color w:val="666666"/>
+          <w:sz w:val="20"/>
+          <w:szCs w:val="20"/>
+        </w:rPr>
+        <w:t xml:space="preserve">Guidance is a mid-teens compounder not a multibagger driver; explicit genuine large-cap (~Rs45,924cr) size-math exemption from TAM; no moat data; verdict notes valuation 'adds caution'</w:t>
       </w:r>
     </w:p>
     <w:p>

--- a/projects/valuepickr-open-screen/docs/Ajanta Pharma.docx
+++ b/projects/valuepickr-open-screen/docs/Ajanta Pharma.docx
@@ -1889,6 +1889,187 @@
           <w:szCs w:val="18"/>
         </w:rPr>
         <w:t xml:space="preserve">This is independent research and analysis for informational purposes only, not personalized financial or investment advice. Past multi-bagger performance and forum/social sentiment are not indicators of future returns. Do your own due diligence before investing.</w:t>
+      </w:r>
+    </w:p>
+    <w:p/>
+    <w:p>
+      <w:r>
+        <w:rPr>
+          <w:b/>
+          <w:sz w:val="28"/>
+        </w:rPr>
+        <w:t>🔄 RESEARCH UPDATE - 2026-10-05</w:t>
+      </w:r>
+    </w:p>
+    <w:p>
+      <w:r>
+        <w:rPr>
+          <w:b/>
+        </w:rPr>
+        <w:t>📊 Key Metrics:</w:t>
+      </w:r>
+    </w:p>
+    <w:p>
+      <w:pPr>
+        <w:ind w:left="360"/>
+      </w:pPr>
+      <w:r>
+        <w:t xml:space="preserve">  • Company: Ajanta Pharma Ltd</w:t>
+      </w:r>
+    </w:p>
+    <w:p>
+      <w:pPr>
+        <w:ind w:left="360"/>
+      </w:pPr>
+      <w:r>
+        <w:t xml:space="preserve">  • Conviction: Not rated</w:t>
+      </w:r>
+    </w:p>
+    <w:p>
+      <w:pPr>
+        <w:ind w:left="360"/>
+      </w:pPr>
+      <w:r>
+        <w:t xml:space="preserve">  • Thesis: neither</w:t>
+      </w:r>
+    </w:p>
+    <w:p>
+      <w:pPr>
+        <w:ind w:left="360"/>
+      </w:pPr>
+      <w:r>
+        <w:t xml:space="preserve">  • 4-Box Score: 1.0</w:t>
+      </w:r>
+    </w:p>
+    <w:p>
+      <w:pPr>
+        <w:ind w:left="360"/>
+      </w:pPr>
+      <w:r>
+        <w:t xml:space="preserve">  • Research Date: 2026-09-28</w:t>
+      </w:r>
+    </w:p>
+    <w:p>
+      <w:pPr>
+        <w:ind w:left="360"/>
+      </w:pPr>
+      <w:r>
+        <w:t xml:space="preserve">  • Red Flag: None</w:t>
+      </w:r>
+    </w:p>
+    <w:p/>
+    <w:p>
+      <w:r>
+        <w:rPr>
+          <w:b/>
+        </w:rPr>
+        <w:t>📝 Verdict:</w:t>
+      </w:r>
+    </w:p>
+    <w:p>
+      <w:pPr>
+        <w:ind w:left="360"/>
+      </w:pPr>
+      <w:r>
+        <w:t>Primary filings independently confirm the quality and even show near-term acceleration — but scale and a full ~44x multiple keep this a 'neither' on the multibagger axis</w:t>
+      </w:r>
+    </w:p>
+    <w:p/>
+    <w:p>
+      <w:r>
+        <w:rPr>
+          <w:b/>
+        </w:rPr>
+        <w:t>📈 Bull Case:</w:t>
+      </w:r>
+    </w:p>
+    <w:p>
+      <w:pPr>
+        <w:ind w:left="360"/>
+      </w:pPr>
+      <w:r>
+        <w:t>Primary filings confirm genuinely excellent, multi-year-sustained quality: FY26 ROCE 33%, RoNW 25%, near-zero debt, revenue Rs 5,453 Cr (+17%), PAT Rs 1,056 Cr (+15%)</w:t>
+      </w:r>
+    </w:p>
+    <w:p>
+      <w:pPr>
+        <w:ind w:left="360"/>
+      </w:pPr>
+      <w:r>
+        <w:t>Q1 FY27 shows real acceleration (revenue +25%, PAT +31% YoY) with gross margin ~80% and a working-capital improvement (receivable days to ~94, inventory days to ~72)</w:t>
+      </w:r>
+    </w:p>
+    <w:p>
+      <w:pPr>
+        <w:ind w:left="360"/>
+      </w:pPr>
+      <w:r>
+        <w:t>The strongest trusted corroboration in this batch: sustained multi-year diligence from harsh.beria93, an extraordinary 18.33% concentrated bet from OmkarT, and independent confirmation from Vijay_Kiran</w:t>
+      </w:r>
+    </w:p>
+    <w:p>
+      <w:pPr>
+        <w:ind w:left="360"/>
+      </w:pPr>
+      <w:r>
+        <w:t>Consistent, disciplined product-launch cadence (500+ product basket, ~50% first-to-market) across India, US generics (+49% FY26), Africa branded + institutional, and Asia</w:t>
+      </w:r>
+    </w:p>
+    <w:p>
+      <w:pPr>
+        <w:ind w:left="360"/>
+      </w:pPr>
+      <w:r>
+        <w:t>Shareholder-friendly capital allocation — ~50% dividend payout, periodic buybacks, near-zero debt</w:t>
+      </w:r>
+    </w:p>
+    <w:p/>
+    <w:p>
+      <w:r>
+        <w:rPr>
+          <w:b/>
+        </w:rPr>
+        <w:t>📉 Bear Case:</w:t>
+      </w:r>
+    </w:p>
+    <w:p>
+      <w:pPr>
+        <w:ind w:left="360"/>
+      </w:pPr>
+      <w:r>
+        <w:t>At ~Rs 45,924 Cr market cap this is unambiguously a large-cap — the project's methodology explicitly excludes large-caps from the 'weak trailing but strong recent quarter' exception, so the Q1 acceleration does not change the size math</w:t>
+      </w:r>
+    </w:p>
+    <w:p>
+      <w:pPr>
+        <w:ind w:left="360"/>
+      </w:pPr>
+      <w:r>
+        <w:t>FY27 company guidance is high-teens overall, and US is explicitly guided to only mid-single-digit growth with price erosion — the Q1 FY27 US surge (+57%) is launch-timing, not a sustainable rate, so reported growth should moderate through the year</w:t>
+      </w:r>
+    </w:p>
+    <w:p>
+      <w:pPr>
+        <w:ind w:left="360"/>
+      </w:pPr>
+      <w:r>
+        <w:t>Stock is at a fresh 52-week high on ~44x trailing earnings after a ~90%+ one-year run — much of the quality is already priced, leaving little margin of safety</w:t>
+      </w:r>
+    </w:p>
+    <w:p>
+      <w:pPr>
+        <w:ind w:left="360"/>
+      </w:pPr>
+      <w:r>
+        <w:t>Asia segment is exposed to Middle-East supply-chain disruption, which already dented Q1 FY27</w:t>
+      </w:r>
+    </w:p>
+    <w:p>
+      <w:pPr>
+        <w:ind w:left="360"/>
+      </w:pPr>
+      <w:r>
+        <w:t>Sustained growth rate is mid-to-high-teens, nowhere near what a 10x-in-2-3-years or genuine 100x-in-10-years outcome would require</w:t>
       </w:r>
     </w:p>
     <w:sectPr>
